--- a/2025/relatorio_final/capa_projeto.docx
+++ b/2025/relatorio_final/capa_projeto.docx
@@ -84,7 +84,19 @@
       </w:pPr>
       <w:r>
         <w:rPr/>
-        <w:t>Relatório Parcial de Iniciação Científica submetido para avaliação no Edital: 01/2025</w:t>
+        <w:t xml:space="preserve">Relatório </w:t>
+      </w:r>
+      <w:r>
+        <w:rPr/>
+        <w:t>Fianl</w:t>
+      </w:r>
+      <w:r>
+        <w:rPr/>
+        <w:t xml:space="preserve"> de Iniciação Científica </w:t>
+      </w:r>
+      <w:r>
+        <w:rPr/>
+        <w:t>referente ao Edital: 01/2025</w:t>
       </w:r>
     </w:p>
     <w:p>
@@ -427,7 +439,7 @@
     </w:tblPr>
     <w:tblGrid>
       <w:gridCol w:w="1684"/>
-      <w:gridCol w:w="6939"/>
+      <w:gridCol w:w="6940"/>
     </w:tblGrid>
     <w:tr>
       <w:trPr/>
@@ -465,7 +477,7 @@
               <w:lang w:val="pt-BR" w:eastAsia="en-US" w:bidi="ar-SA"/>
             </w:rPr>
             <w:drawing>
-              <wp:anchor behindDoc="1" distT="0" distB="0" distL="114300" distR="114300" simplePos="0" locked="0" layoutInCell="1" allowOverlap="1" relativeHeight="2">
+              <wp:anchor distT="0" distB="0" distL="114300" distR="114300" simplePos="0" relativeHeight="2" behindDoc="1" locked="0" layoutInCell="1" allowOverlap="1">
                 <wp:simplePos x="0" y="0"/>
                 <wp:positionH relativeFrom="column">
                   <wp:posOffset>-6350</wp:posOffset>
@@ -476,7 +488,7 @@
                 <wp:extent cx="932180" cy="720090"/>
                 <wp:effectExtent l="0" t="0" r="0" b="0"/>
                 <wp:wrapSquare wrapText="bothSides"/>
-                <wp:docPr id="1" name="Imagem 2" descr=""/>
+                <wp:docPr id="1" name="Imagem 2"/>
                 <wp:cNvGraphicFramePr>
                   <a:graphicFrameLocks xmlns:a="http://schemas.openxmlformats.org/drawingml/2006/main" noChangeAspect="1"/>
                 </wp:cNvGraphicFramePr>
@@ -484,7 +496,7 @@
                   <a:graphicData uri="http://schemas.openxmlformats.org/drawingml/2006/picture">
                     <pic:pic xmlns:pic="http://schemas.openxmlformats.org/drawingml/2006/picture">
                       <pic:nvPicPr>
-                        <pic:cNvPr id="1" name="Imagem 2" descr=""/>
+                        <pic:cNvPr id="1" name="Imagem 2"/>
                         <pic:cNvPicPr>
                           <a:picLocks noChangeAspect="1" noChangeArrowheads="1"/>
                         </pic:cNvPicPr>
@@ -515,7 +527,7 @@
       </w:tc>
       <w:tc>
         <w:tcPr>
-          <w:tcW w:w="6939" w:type="dxa"/>
+          <w:tcW w:w="6940" w:type="dxa"/>
           <w:tcBorders>
             <w:top w:val="nil"/>
             <w:left w:val="nil"/>
@@ -1281,15 +1293,15 @@
       <w:rFonts w:cs="Lucida Sans"/>
     </w:rPr>
   </w:style>
+  <w:style w:type="paragraph" w:styleId="Cabealhoerodapuser">
+    <w:name w:val="Cabeçalho e rodapé (user)"/>
+    <w:basedOn w:val="Normal"/>
+    <w:qFormat/>
+    <w:pPr/>
+    <w:rPr/>
+  </w:style>
   <w:style w:type="paragraph" w:styleId="Cabealhoerodap">
     <w:name w:val="Cabeçalho e rodapé"/>
-    <w:basedOn w:val="Normal"/>
-    <w:qFormat/>
-    <w:pPr/>
-    <w:rPr/>
-  </w:style>
-  <w:style w:type="paragraph" w:styleId="Cabealhoerodapuser">
-    <w:name w:val="Cabeçalho e rodapé (user)"/>
     <w:basedOn w:val="Normal"/>
     <w:qFormat/>
     <w:pPr/>
@@ -1349,7 +1361,7 @@
   </w:style>
   <w:style w:type="paragraph" w:styleId="IndexHeading">
     <w:name w:val="index heading"/>
-    <w:basedOn w:val="Ttulo"/>
+    <w:basedOn w:val="Ttulouser"/>
     <w:pPr/>
     <w:rPr/>
   </w:style>
@@ -1394,8 +1406,8 @@
     </w:pPr>
     <w:rPr/>
   </w:style>
-  <w:style w:type="numbering" w:styleId="Semlista" w:default="1">
-    <w:name w:val="Sem lista"/>
+  <w:style w:type="numbering" w:styleId="Semlistauser" w:default="1">
+    <w:name w:val="Sem lista (user)"/>
     <w:uiPriority w:val="99"/>
     <w:semiHidden/>
     <w:unhideWhenUsed/>
